--- a/Proposal_Gen/Capstone Proposal_KIriarte.docx
+++ b/Proposal_Gen/Capstone Proposal_KIriarte.docx
@@ -126,6 +126,11 @@
     <w:p>
       <w:bookmarkStart w:id="3" w:name="_hto5rafpibws" w:colFirst="0" w:colLast="0"/>
       <w:bookmarkEnd w:id="3"/>
+    </w:p>
+    <w:p>
+      <w:r>
+        <w:t>Research Question : How does a lack of access to outdoor spaces impact one’s physical fitness?</w:t>
+      </w:r>
     </w:p>
     <w:p>
       <w:pPr>
@@ -375,7 +380,21 @@
             <w:rStyle w:val="Hyperlink"/>
             <w:rFonts w:ascii="Georgia" w:eastAsia="Georgia" w:hAnsi="Georgia" w:cs="Georgia"/>
           </w:rPr>
-          <w:t>https://opendata.maryland.gov/Planning/Total-Acres-Preserved-in-Maryland-Counties-by-Prog/tf6f-d4ak/about_data</w:t>
+          <w:t>https://opendata.maryla</w:t>
+        </w:r>
+        <w:r>
+          <w:rPr>
+            <w:rStyle w:val="Hyperlink"/>
+            <w:rFonts w:ascii="Georgia" w:eastAsia="Georgia" w:hAnsi="Georgia" w:cs="Georgia"/>
+          </w:rPr>
+          <w:t>n</w:t>
+        </w:r>
+        <w:r>
+          <w:rPr>
+            <w:rStyle w:val="Hyperlink"/>
+            <w:rFonts w:ascii="Georgia" w:eastAsia="Georgia" w:hAnsi="Georgia" w:cs="Georgia"/>
+          </w:rPr>
+          <w:t>d.gov/Planning/Total-Acres-Preserved-in-Maryland-Counties-by-Prog/tf6f-d4ak/about_data</w:t>
         </w:r>
       </w:hyperlink>
       <w:r>
@@ -391,6 +410,19 @@
           <w:rFonts w:ascii="Georgia" w:eastAsia="Georgia" w:hAnsi="Georgia" w:cs="Georgia"/>
         </w:rPr>
       </w:pPr>
+    </w:p>
+    <w:p>
+      <w:pPr>
+        <w:rPr>
+          <w:rFonts w:ascii="Georgia" w:eastAsia="Georgia" w:hAnsi="Georgia" w:cs="Georgia"/>
+        </w:rPr>
+      </w:pPr>
+      <w:r>
+        <w:rPr>
+          <w:rFonts w:ascii="Georgia" w:eastAsia="Georgia" w:hAnsi="Georgia" w:cs="Georgia"/>
+        </w:rPr>
+        <w:t>https://www.ccgov.org/government/tourism/explore/outdoor-recreation/parks-hiking</w:t>
+      </w:r>
     </w:p>
     <w:p>
       <w:pPr>
@@ -618,6 +650,7 @@
         <w:rPr>
           <w:rFonts w:ascii="Georgia" w:eastAsia="Georgia" w:hAnsi="Georgia" w:cs="Georgia"/>
         </w:rPr>
+        <w:lastRenderedPageBreak/>
         <w:t>Timeline</w:t>
       </w:r>
     </w:p>
@@ -676,7 +709,6 @@
         <w:rPr>
           <w:rFonts w:ascii="Georgia" w:eastAsia="Georgia" w:hAnsi="Georgia" w:cs="Georgia"/>
         </w:rPr>
-        <w:lastRenderedPageBreak/>
         <w:t xml:space="preserve">   </w:t>
       </w:r>
       <w:r>
@@ -1593,6 +1625,18 @@
       <w:contextualSpacing/>
     </w:pPr>
   </w:style>
+  <w:style w:type="character" w:styleId="FollowedHyperlink">
+    <w:name w:val="FollowedHyperlink"/>
+    <w:basedOn w:val="DefaultParagraphFont"/>
+    <w:uiPriority w:val="99"/>
+    <w:semiHidden/>
+    <w:unhideWhenUsed/>
+    <w:rsid w:val="00182DFD"/>
+    <w:rPr>
+      <w:color w:val="800080" w:themeColor="followedHyperlink"/>
+      <w:u w:val="single"/>
+    </w:rPr>
+  </w:style>
 </w:styles>
 </file>
 
